--- a/docs/spmp.docx
+++ b/docs/spmp.docx
@@ -63,7 +63,7 @@
           <w:lang w:eastAsia="tr-TR"/>
         </w:rPr>
         <w:drawing>
-          <wp:inline distT="0" distB="0" distL="0" distR="0" wp14:anchorId="0667157E" wp14:editId="7DE0FE47">
+          <wp:inline distT="0" distB="0" distL="0" distR="0" wp14:anchorId="0667157E" wp14:editId="25965653">
             <wp:extent cx="1800000" cy="1800000"/>
             <wp:effectExtent l="0" t="0" r="0" b="0"/>
             <wp:docPr id="2" name="Resim 2" descr="Gazi_Üniversitesi_Logo.jpg"/>
@@ -4075,7 +4075,19 @@
         <w:rPr>
           <w:rFonts w:ascii="Times New Roman" w:hAnsi="Times New Roman" w:cs="Times New Roman"/>
         </w:rPr>
-        <w:t>Bu proje, üniversite spor salonları için kağıt tabanlı giriş sistemlerinin yarattığı güvenlik zafiyetlerini  çözen ve kullanıcılara yerel LLM destekli kişiselleştirilmiş antrenman programı sunan bir otomasyon sistemidir. Sistem; Flutter tabanlı mobil istemci, FastAPI tabanlı backend ve PostgreSQL veritabanından oluşan 3 katmanlı (3-tier) bir mimariye sahiptir. Yapay zeka modülü, donanım kaynaklı on-premise inference yapacak şekilde kurgulanmıştır.</w:t>
+        <w:t xml:space="preserve">Bu proje Gazi Üniversitesi merkez kampüsünde bulunan iki adet spor salonu için kişiselleştirilmiş yapay zeka destekli spor salonu otomasyonu projesidir. Mevcut durumda bu iki spor salonuna karton kart ile üyelik yapılmakta ve spor salonuna giriş çıkışlar bu karton kart ile </w:t>
+      </w:r>
+      <w:r>
+        <w:rPr>
+          <w:rFonts w:ascii="Times New Roman" w:hAnsi="Times New Roman" w:cs="Times New Roman"/>
+        </w:rPr>
+        <w:t>gerçekleştirilmektedir</w:t>
+      </w:r>
+      <w:r>
+        <w:rPr>
+          <w:rFonts w:ascii="Times New Roman" w:hAnsi="Times New Roman" w:cs="Times New Roman"/>
+        </w:rPr>
+        <w:t>. Tükenmez kalem ile doldurulan bu karton kartlar, üzerinde oynamalar yapılarak veya başka birisinin kartı kullanılarak haksız giriş yapılabilme zafiyeti doğurmaktadır. Bu proje bu zafiyeti önlemek, spor salonunun anlık doluluk oranını uygulamada gösterebilmek, kullanıcılara kişiselleştirilmiş spor planları oluşturmak ve tavsiyelerde bulunmak için yapay zeka destekli spor salonu otomasyon projesini geliştirmeyi amaçlar.</w:t>
       </w:r>
     </w:p>
     <w:p>
@@ -4166,6 +4178,7 @@
           <w:sz w:val="24"/>
           <w:szCs w:val="24"/>
         </w:rPr>
+        <w:lastRenderedPageBreak/>
         <w:t>SRS: 01 Nisan 2026</w:t>
       </w:r>
     </w:p>
@@ -4232,7 +4245,7 @@
           <w:sz w:val="24"/>
           <w:szCs w:val="24"/>
         </w:rPr>
-        <w:t>Kaynak Kod: Frontend (Flutter), Backend (FastAPI), AI entegrasyon betikleri.</w:t>
+        <w:t>Kaynak Kod: Frontend, Backend, AI entegrasyon betikleri.</w:t>
       </w:r>
     </w:p>
     <w:p>
@@ -4329,7 +4342,119 @@
           <w:sz w:val="24"/>
           <w:szCs w:val="24"/>
         </w:rPr>
-        <w:t>Ekip üyelerinin ağır ders yükleri (Veritabanı Sistemleri, Mikroişlemciler vb.) ve kısıtlı zamanları nedeniyle Iterative (Yinelemeli) Geliştirme Modeli seçilmiştir. İhtiyaç analizleri tamamlandıktan sonra, MVP (Minimum Viable Product) hızlıca ayağa kaldırılacak ve zaman elverdiğince özellik eklenecektir.</w:t>
+        <w:t xml:space="preserve">Ekip üyelerinin </w:t>
+      </w:r>
+      <w:r>
+        <w:rPr>
+          <w:rFonts w:ascii="Times New Roman" w:hAnsi="Times New Roman" w:cs="Times New Roman"/>
+          <w:sz w:val="24"/>
+          <w:szCs w:val="24"/>
+        </w:rPr>
+        <w:t>yoğun dersleri</w:t>
+      </w:r>
+      <w:r>
+        <w:rPr>
+          <w:rFonts w:ascii="Times New Roman" w:hAnsi="Times New Roman" w:cs="Times New Roman"/>
+          <w:sz w:val="24"/>
+          <w:szCs w:val="24"/>
+        </w:rPr>
+        <w:t xml:space="preserve"> (Veritabanı Sistemleri, Mikroişlemciler vb.)</w:t>
+      </w:r>
+      <w:r>
+        <w:rPr>
+          <w:rFonts w:ascii="Times New Roman" w:hAnsi="Times New Roman" w:cs="Times New Roman"/>
+          <w:sz w:val="24"/>
+          <w:szCs w:val="24"/>
+        </w:rPr>
+        <w:t xml:space="preserve"> ve</w:t>
+      </w:r>
+      <w:r>
+        <w:rPr>
+          <w:rFonts w:ascii="Times New Roman" w:hAnsi="Times New Roman" w:cs="Times New Roman"/>
+          <w:sz w:val="24"/>
+          <w:szCs w:val="24"/>
+        </w:rPr>
+        <w:t xml:space="preserve"> kısıtlı zaman</w:t>
+      </w:r>
+      <w:r>
+        <w:rPr>
+          <w:rFonts w:ascii="Times New Roman" w:hAnsi="Times New Roman" w:cs="Times New Roman"/>
+          <w:sz w:val="24"/>
+          <w:szCs w:val="24"/>
+        </w:rPr>
+        <w:t>ın getrdiği zorlu</w:t>
+      </w:r>
+      <w:r>
+        <w:rPr>
+          <w:rFonts w:ascii="Times New Roman" w:hAnsi="Times New Roman" w:cs="Times New Roman"/>
+          <w:sz w:val="24"/>
+          <w:szCs w:val="24"/>
+        </w:rPr>
+        <w:t xml:space="preserve">ğu göz önünde bulundurarak, bu proje </w:t>
+      </w:r>
+      <w:r>
+        <w:rPr>
+          <w:rFonts w:ascii="Times New Roman" w:hAnsi="Times New Roman" w:cs="Times New Roman"/>
+          <w:sz w:val="24"/>
+          <w:szCs w:val="24"/>
+        </w:rPr>
+        <w:t>Iterative Geliştirme Modeli seçilmiştir</w:t>
+      </w:r>
+      <w:r>
+        <w:rPr>
+          <w:rFonts w:ascii="Times New Roman" w:hAnsi="Times New Roman" w:cs="Times New Roman"/>
+          <w:sz w:val="24"/>
+          <w:szCs w:val="24"/>
+        </w:rPr>
+        <w:t xml:space="preserve">. Bu modelin seçilmesinde temel amaç </w:t>
+      </w:r>
+      <w:r>
+        <w:rPr>
+          <w:rFonts w:ascii="Times New Roman" w:hAnsi="Times New Roman" w:cs="Times New Roman"/>
+          <w:sz w:val="24"/>
+          <w:szCs w:val="24"/>
+        </w:rPr>
+        <w:t>gereksinim analizlerinin tamamlanm</w:t>
+      </w:r>
+      <w:r>
+        <w:rPr>
+          <w:rFonts w:ascii="Times New Roman" w:hAnsi="Times New Roman" w:cs="Times New Roman"/>
+          <w:sz w:val="24"/>
+          <w:szCs w:val="24"/>
+        </w:rPr>
+        <w:t>asından sonra</w:t>
+      </w:r>
+      <w:r>
+        <w:rPr>
+          <w:rFonts w:ascii="Times New Roman" w:hAnsi="Times New Roman" w:cs="Times New Roman"/>
+          <w:sz w:val="24"/>
+          <w:szCs w:val="24"/>
+        </w:rPr>
+        <w:t xml:space="preserve"> Minimum Uygulanabilir Ürünü (MVP) en kısa sürede geliştirerek pazar doğrulamasını (market validation) gerçekleştirmektir. İlk iterasyonda temel fonksiyonlar</w:t>
+      </w:r>
+      <w:r>
+        <w:rPr>
+          <w:rFonts w:ascii="Times New Roman" w:hAnsi="Times New Roman" w:cs="Times New Roman"/>
+          <w:sz w:val="24"/>
+          <w:szCs w:val="24"/>
+        </w:rPr>
+        <w:t xml:space="preserve">ı içeren program geliştirilecek </w:t>
+      </w:r>
+      <w:r>
+        <w:rPr>
+          <w:rFonts w:ascii="Times New Roman" w:hAnsi="Times New Roman" w:cs="Times New Roman"/>
+          <w:sz w:val="24"/>
+          <w:szCs w:val="24"/>
+        </w:rPr>
+        <w:t>olup, zaman ve kaynaklar elverdikçe sisteme yeni özellikler entegre edilecektir.</w:t>
+      </w:r>
+      <w:r>
+        <w:rPr>
+          <w:rFonts w:ascii="Times New Roman" w:hAnsi="Times New Roman" w:cs="Times New Roman"/>
+          <w:sz w:val="24"/>
+          <w:szCs w:val="24"/>
+        </w:rPr>
+        <w:t xml:space="preserve"> </w:t>
       </w:r>
     </w:p>
     <w:p>
@@ -4382,7 +4507,47 @@
           <w:sz w:val="24"/>
           <w:szCs w:val="24"/>
         </w:rPr>
-        <w:t>Kişi 1 (AI Architect): Llama-3 modelinin yerel kurulumu, prompt optimizasyonu ve AI modülünün geliştirilmesi.</w:t>
+        <w:t xml:space="preserve">Ömer Furkan </w:t>
+      </w:r>
+      <w:r>
+        <w:rPr>
+          <w:rFonts w:ascii="Times New Roman" w:hAnsi="Times New Roman" w:cs="Times New Roman"/>
+          <w:sz w:val="24"/>
+          <w:szCs w:val="24"/>
+        </w:rPr>
+        <w:t>T</w:t>
+      </w:r>
+      <w:r>
+        <w:rPr>
+          <w:rFonts w:ascii="Times New Roman" w:hAnsi="Times New Roman" w:cs="Times New Roman"/>
+          <w:sz w:val="24"/>
+          <w:szCs w:val="24"/>
+        </w:rPr>
+        <w:t>ümkaya</w:t>
+      </w:r>
+      <w:r>
+        <w:rPr>
+          <w:rFonts w:ascii="Times New Roman" w:hAnsi="Times New Roman" w:cs="Times New Roman"/>
+          <w:sz w:val="24"/>
+          <w:szCs w:val="24"/>
+        </w:rPr>
+        <w:t xml:space="preserve"> (AI Architect): </w:t>
+      </w:r>
+      <w:r>
+        <w:rPr>
+          <w:rFonts w:ascii="Times New Roman" w:hAnsi="Times New Roman" w:cs="Times New Roman"/>
+          <w:sz w:val="24"/>
+          <w:szCs w:val="24"/>
+        </w:rPr>
+        <w:t>Y</w:t>
+      </w:r>
+      <w:r>
+        <w:rPr>
+          <w:rFonts w:ascii="Times New Roman" w:hAnsi="Times New Roman" w:cs="Times New Roman"/>
+          <w:sz w:val="24"/>
+          <w:szCs w:val="24"/>
+        </w:rPr>
+        <w:t>erel kurulumu, prompt optimizasyonu ve AI modülünün geliştirilmesi.</w:t>
       </w:r>
     </w:p>
     <w:p>
@@ -4405,7 +4570,15 @@
           <w:sz w:val="24"/>
           <w:szCs w:val="24"/>
         </w:rPr>
-        <w:t>Kişi 2 (Core Backend &amp; DB Admin): FastAPI iskeletinin kurulması, PostgreSQL şemalarının tasarlanması ve yetkilendirme (JWT) mekanizmalarının geliştirilmesi.</w:t>
+        <w:t>Remzi Özmen</w:t>
+      </w:r>
+      <w:r>
+        <w:rPr>
+          <w:rFonts w:ascii="Times New Roman" w:hAnsi="Times New Roman" w:cs="Times New Roman"/>
+          <w:sz w:val="24"/>
+          <w:szCs w:val="24"/>
+        </w:rPr>
+        <w:t xml:space="preserve"> (Core Backend &amp; DB Admin): FastAPI iskeletinin kurulması, PostgreSQL şemalarının tasarlanması ve yetkilendirme (JWT) mekanizmalarının geliştirilmesi.</w:t>
       </w:r>
     </w:p>
     <w:p>
@@ -4428,7 +4601,15 @@
           <w:sz w:val="24"/>
           <w:szCs w:val="24"/>
         </w:rPr>
-        <w:t>Kişi 3 (Frontend Developer): Flutter ile Admin ve User arayüzlerinin geliştirilmesi, API entegrasyonlarının sağlanması.</w:t>
+        <w:t>Melih Çelik</w:t>
+      </w:r>
+      <w:r>
+        <w:rPr>
+          <w:rFonts w:ascii="Times New Roman" w:hAnsi="Times New Roman" w:cs="Times New Roman"/>
+          <w:sz w:val="24"/>
+          <w:szCs w:val="24"/>
+        </w:rPr>
+        <w:t xml:space="preserve"> (Frontend Developer): Flutter ile Admin ve User arayüzlerinin geliştirilmesi, API entegrasyonlarının sağlanması.</w:t>
       </w:r>
     </w:p>
     <w:p>
@@ -4929,6 +5110,7 @@
         </w:numPr>
       </w:pPr>
       <w:r>
+        <w:lastRenderedPageBreak/>
         <w:t>SDD için veritabanı ER diyagramları</w:t>
       </w:r>
     </w:p>
@@ -5835,6 +6017,7 @@
           <w:sz w:val="20"/>
           <w:szCs w:val="20"/>
         </w:rPr>
+        <w:lastRenderedPageBreak/>
         <w:t>3.1.</w:t>
       </w:r>
       <w:r>
@@ -6426,7 +6609,6 @@
           <w:sz w:val="20"/>
           <w:szCs w:val="20"/>
         </w:rPr>
-        <w:lastRenderedPageBreak/>
         <w:t>3.2 Assignments</w:t>
       </w:r>
       <w:bookmarkEnd w:id="41"/>
@@ -6850,6 +7032,7 @@
                 <w:sz w:val="20"/>
                 <w:szCs w:val="20"/>
               </w:rPr>
+              <w:lastRenderedPageBreak/>
               <w:t>Faz 2: Gereksinim Analizi(12 Mart - 01 Nisan)</w:t>
             </w:r>
           </w:p>
@@ -6922,7 +7105,24 @@
                 <w:sz w:val="20"/>
                 <w:szCs w:val="20"/>
               </w:rPr>
-              <w:t>Kişi 2Kişi 3Kişi 1</w:t>
+              <w:t>Kişi 2</w:t>
+            </w:r>
+          </w:p>
+          <w:p>
+            <w:pPr>
+              <w:rPr>
+                <w:rFonts w:ascii="Times New Roman" w:hAnsi="Times New Roman" w:cs="Times New Roman"/>
+                <w:sz w:val="20"/>
+                <w:szCs w:val="20"/>
+              </w:rPr>
+            </w:pPr>
+            <w:r>
+              <w:rPr>
+                <w:rFonts w:ascii="Times New Roman" w:hAnsi="Times New Roman" w:cs="Times New Roman"/>
+                <w:sz w:val="20"/>
+                <w:szCs w:val="20"/>
+              </w:rPr>
+              <w:t>Kişi 3Kişi 1</w:t>
             </w:r>
           </w:p>
         </w:tc>
